--- a/guides/CodeLab_Student_Quick_Guide.docx
+++ b/guides/CodeLab_Student_Quick_Guide.docx
@@ -36,7 +36,47 @@
         <w:pStyle w:val="Heading2"/>
       </w:pPr>
       <w:r>
-        <w:t xml:space="preserve">1. Sign in</w:t>
+        <w:t xml:space="preserve">1. Create your account or sign in</w:t>
+      </w:r>
+    </w:p>
+    <w:p>
+      <w:pPr>
+        <w:spacing w:after="120" w:line="276"/>
+      </w:pPr>
+      <w:r>
+        <w:rPr>
+          <w:b/>
+          <w:bCs/>
+        </w:rPr>
+        <w:t xml:space="preserve">With a class code:</w:t>
+      </w:r>
+      <w:r>
+        <w:t xml:space="preserve"> open the CodeLab site, click </w:t>
+      </w:r>
+      <w:r>
+        <w:rPr>
+          <w:b/>
+          <w:bCs/>
+        </w:rPr>
+        <w:t xml:space="preserve">Join a class</w:t>
+      </w:r>
+      <w:r>
+        <w:t xml:space="preserve">, enter the class code from your faculty (or open the link they shared), then enter your name, college email and a password you choose. You go straight to My assignments.</w:t>
+      </w:r>
+    </w:p>
+    <w:p>
+      <w:pPr>
+        <w:spacing w:after="120" w:line="276"/>
+      </w:pPr>
+      <w:r>
+        <w:rPr>
+          <w:b/>
+          <w:bCs/>
+        </w:rPr>
+        <w:t xml:space="preserve">With a temporary password:</w:t>
+      </w:r>
+      <w:r>
+        <w:t xml:space="preserve"> if your faculty created your account for you, sign in as below.</w:t>
       </w:r>
     </w:p>
     <w:p>
@@ -1660,6 +1700,30 @@
     </w:lvl>
   </w:abstractNum>
   <w:abstractNum w:abstractNumId="9" w15:restartNumberingAfterBreak="0">
+    <w:multiLevelType w:val="hybridMultilevel"/>
+    <w:lvl w:ilvl="0" w:tentative="1">
+      <w:start w:val="1"/>
+      <w:numFmt w:val="decimal"/>
+      <w:lvlText w:val="%1."/>
+      <w:lvlJc w:val="left"/>
+      <w:pPr>
+        <w:ind w:left="500" w:hanging="300"/>
+      </w:pPr>
+    </w:lvl>
+  </w:abstractNum>
+  <w:abstractNum w:abstractNumId="10" w15:restartNumberingAfterBreak="0">
+    <w:multiLevelType w:val="hybridMultilevel"/>
+    <w:lvl w:ilvl="0" w:tentative="1">
+      <w:start w:val="1"/>
+      <w:numFmt w:val="decimal"/>
+      <w:lvlText w:val="%1."/>
+      <w:lvlJc w:val="left"/>
+      <w:pPr>
+        <w:ind w:left="500" w:hanging="300"/>
+      </w:pPr>
+    </w:lvl>
+  </w:abstractNum>
+  <w:abstractNum w:abstractNumId="11" w15:restartNumberingAfterBreak="0">
     <w:multiLevelType w:val="hybridMultilevel"/>
     <w:lvl w:ilvl="0" w:tentative="1">
       <w:start w:val="1"/>
